--- a/МДК 06.01/ЛАБА 2/Шильников М.Ю. ЛАБА2.docx
+++ b/МДК 06.01/ЛАБА 2/Шильников М.Ю. ЛАБА2.docx
@@ -33,7 +33,7 @@
                     </pic:cNvPicPr>
                   </pic:nvPicPr>
                   <pic:blipFill>
-                    <a:blip r:embed="rId8"/>
+                    <a:blip r:embed="rId9"/>
                     <a:stretch>
                       <a:fillRect/>
                     </a:stretch>
@@ -70,8 +70,19 @@
           <w:sz w:val="24"/>
           <w:szCs w:val="24"/>
         </w:rPr>
-        <w:t>Колледж ВятГУ</w:t>
-      </w:r>
+        <w:t xml:space="preserve">Колледж </w:t>
+      </w:r>
+      <w:proofErr w:type="spellStart"/>
+      <w:r>
+        <w:rPr>
+          <w:rFonts w:ascii="Times New Roman" w:hAnsi="Times New Roman"/>
+          <w:b/>
+          <w:sz w:val="24"/>
+          <w:szCs w:val="24"/>
+        </w:rPr>
+        <w:t>ВятГУ</w:t>
+      </w:r>
+      <w:proofErr w:type="spellEnd"/>
     </w:p>
     <w:p>
       <w:pPr>
@@ -864,95 +875,69 @@
           <w:sz w:val="28"/>
           <w:szCs w:val="28"/>
         </w:rPr>
-        <w:t xml:space="preserve">Инкрементная модель, описанная в работах Б. Боэма[1] и К. Лармана[2], особенно эффективна для проектов с чётко определёнными, но постепенно уточняемыми требованиями. Для </w:t>
-      </w:r>
-      <w:r>
-        <w:rPr>
-          <w:rFonts w:ascii="Times New Roman" w:hAnsi="Times New Roman" w:cs="Times New Roman"/>
-          <w:sz w:val="28"/>
-          <w:szCs w:val="28"/>
-        </w:rPr>
-        <w:t>моего</w:t>
-      </w:r>
-      <w:r>
-        <w:rPr>
-          <w:rFonts w:ascii="Times New Roman" w:hAnsi="Times New Roman" w:cs="Times New Roman"/>
-          <w:sz w:val="28"/>
-          <w:szCs w:val="28"/>
-        </w:rPr>
-        <w:t xml:space="preserve"> проекта</w:t>
-      </w:r>
-      <w:r>
-        <w:rPr>
-          <w:rFonts w:ascii="Times New Roman" w:hAnsi="Times New Roman" w:cs="Times New Roman"/>
-          <w:sz w:val="28"/>
-          <w:szCs w:val="28"/>
-        </w:rPr>
-        <w:t xml:space="preserve"> разработка игры</w:t>
-      </w:r>
-      <w:r>
-        <w:rPr>
-          <w:rFonts w:ascii="Times New Roman" w:hAnsi="Times New Roman" w:cs="Times New Roman"/>
-          <w:sz w:val="28"/>
-          <w:szCs w:val="28"/>
-        </w:rPr>
-        <w:t xml:space="preserve"> «Змейка» </w:t>
-      </w:r>
-      <w:r>
-        <w:rPr>
-          <w:rFonts w:ascii="Times New Roman" w:hAnsi="Times New Roman" w:cs="Times New Roman"/>
-          <w:sz w:val="28"/>
-          <w:szCs w:val="28"/>
-        </w:rPr>
-        <w:t xml:space="preserve">– </w:t>
-      </w:r>
-      <w:r>
-        <w:rPr>
-          <w:rFonts w:ascii="Times New Roman" w:hAnsi="Times New Roman" w:cs="Times New Roman"/>
-          <w:sz w:val="28"/>
-          <w:szCs w:val="28"/>
-        </w:rPr>
-        <w:t>это позволяет начать разработку с основных механик</w:t>
-      </w:r>
-      <w:r>
-        <w:rPr>
-          <w:rFonts w:ascii="Times New Roman" w:hAnsi="Times New Roman" w:cs="Times New Roman"/>
-          <w:sz w:val="28"/>
-          <w:szCs w:val="28"/>
-        </w:rPr>
-        <w:t xml:space="preserve"> и</w:t>
-      </w:r>
-      <w:r>
-        <w:rPr>
-          <w:rFonts w:ascii="Times New Roman" w:hAnsi="Times New Roman" w:cs="Times New Roman"/>
-          <w:sz w:val="28"/>
-          <w:szCs w:val="28"/>
-        </w:rPr>
-        <w:t xml:space="preserve"> постепенно добавля</w:t>
-      </w:r>
-      <w:r>
-        <w:rPr>
-          <w:rFonts w:ascii="Times New Roman" w:hAnsi="Times New Roman" w:cs="Times New Roman"/>
-          <w:sz w:val="28"/>
-          <w:szCs w:val="28"/>
-        </w:rPr>
-        <w:t>ть</w:t>
-      </w:r>
-      <w:r>
-        <w:rPr>
-          <w:rFonts w:ascii="Times New Roman" w:hAnsi="Times New Roman" w:cs="Times New Roman"/>
-          <w:sz w:val="28"/>
-          <w:szCs w:val="28"/>
-        </w:rPr>
-        <w:t xml:space="preserve"> </w:t>
-      </w:r>
-      <w:r>
-        <w:rPr>
-          <w:rFonts w:ascii="Times New Roman" w:hAnsi="Times New Roman" w:cs="Times New Roman"/>
-          <w:sz w:val="28"/>
-          <w:szCs w:val="28"/>
-        </w:rPr>
-        <w:t>какие то новые фичи</w:t>
+        <w:t>Инкрементная модель, описанная в работах Б. Боэма</w:t>
+      </w:r>
+      <w:r>
+        <w:rPr>
+          <w:rStyle w:val="af6"/>
+          <w:rFonts w:ascii="Times New Roman" w:hAnsi="Times New Roman" w:cs="Times New Roman"/>
+          <w:sz w:val="28"/>
+          <w:szCs w:val="28"/>
+        </w:rPr>
+        <w:footnoteReference w:id="1"/>
+      </w:r>
+      <w:r>
+        <w:rPr>
+          <w:rFonts w:ascii="Times New Roman" w:hAnsi="Times New Roman" w:cs="Times New Roman"/>
+          <w:sz w:val="28"/>
+          <w:szCs w:val="28"/>
+        </w:rPr>
+        <w:t xml:space="preserve"> и К. </w:t>
+      </w:r>
+      <w:proofErr w:type="spellStart"/>
+      <w:r>
+        <w:rPr>
+          <w:rFonts w:ascii="Times New Roman" w:hAnsi="Times New Roman" w:cs="Times New Roman"/>
+          <w:sz w:val="28"/>
+          <w:szCs w:val="28"/>
+        </w:rPr>
+        <w:t>Лармана</w:t>
+      </w:r>
+      <w:proofErr w:type="spellEnd"/>
+      <w:r>
+        <w:rPr>
+          <w:rStyle w:val="af6"/>
+          <w:rFonts w:ascii="Times New Roman" w:hAnsi="Times New Roman" w:cs="Times New Roman"/>
+          <w:sz w:val="28"/>
+          <w:szCs w:val="28"/>
+        </w:rPr>
+        <w:footnoteReference w:id="2"/>
+      </w:r>
+      <w:r>
+        <w:rPr>
+          <w:rFonts w:ascii="Times New Roman" w:hAnsi="Times New Roman" w:cs="Times New Roman"/>
+          <w:sz w:val="28"/>
+          <w:szCs w:val="28"/>
+        </w:rPr>
+        <w:t xml:space="preserve">, особенно эффективна для проектов с чётко определёнными, но постепенно уточняемыми требованиями. Для моего проекта разработка игры «Змейка» – это позволяет начать разработку с основных механик и постепенно добавлять </w:t>
+      </w:r>
+      <w:proofErr w:type="gramStart"/>
+      <w:r>
+        <w:rPr>
+          <w:rFonts w:ascii="Times New Roman" w:hAnsi="Times New Roman" w:cs="Times New Roman"/>
+          <w:sz w:val="28"/>
+          <w:szCs w:val="28"/>
+        </w:rPr>
+        <w:t>какие то</w:t>
+      </w:r>
+      <w:proofErr w:type="gramEnd"/>
+      <w:r>
+        <w:rPr>
+          <w:rFonts w:ascii="Times New Roman" w:hAnsi="Times New Roman" w:cs="Times New Roman"/>
+          <w:sz w:val="28"/>
+          <w:szCs w:val="28"/>
+        </w:rPr>
+        <w:t xml:space="preserve"> новые фичи</w:t>
       </w:r>
       <w:r>
         <w:rPr>
@@ -2141,6 +2126,7 @@
                 <w:sz w:val="24"/>
                 <w:szCs w:val="24"/>
               </w:rPr>
+              <w:lastRenderedPageBreak/>
               <w:t>(Недели 17-24)</w:t>
             </w:r>
           </w:p>
@@ -2166,6 +2152,7 @@
                 <w:sz w:val="24"/>
                 <w:szCs w:val="24"/>
               </w:rPr>
+              <w:lastRenderedPageBreak/>
               <w:t>1.Анализ</w:t>
             </w:r>
           </w:p>
@@ -2216,7 +2203,16 @@
                 <w:sz w:val="24"/>
                 <w:szCs w:val="24"/>
               </w:rPr>
-              <w:t>Оценка полноты реализации. Определение финальных улучшений.</w:t>
+              <w:t xml:space="preserve">Оценка полноты реализации. </w:t>
+            </w:r>
+            <w:r>
+              <w:rPr>
+                <w:rFonts w:ascii="Times New Roman" w:hAnsi="Times New Roman" w:cs="Times New Roman"/>
+                <w:sz w:val="24"/>
+                <w:szCs w:val="24"/>
+              </w:rPr>
+              <w:lastRenderedPageBreak/>
+              <w:t>Определение финальных улучшений.</w:t>
             </w:r>
           </w:p>
         </w:tc>
@@ -2314,16 +2310,7 @@
                 <w:sz w:val="24"/>
                 <w:szCs w:val="24"/>
               </w:rPr>
-              <w:t xml:space="preserve">Планирование оптимизации. Дизайн финального </w:t>
-            </w:r>
-            <w:r>
-              <w:rPr>
-                <w:rFonts w:ascii="Times New Roman" w:hAnsi="Times New Roman" w:cs="Times New Roman"/>
-                <w:sz w:val="24"/>
-                <w:szCs w:val="24"/>
-              </w:rPr>
-              <w:lastRenderedPageBreak/>
-              <w:t>интерфейса.</w:t>
+              <w:t>Планирование оптимизации. Дизайн финального интерфейса.</w:t>
             </w:r>
           </w:p>
         </w:tc>
@@ -2650,7 +2637,59 @@
           <w:sz w:val="28"/>
           <w:szCs w:val="28"/>
         </w:rPr>
-        <w:t>Пример из практики: При разработке учебных проектов в MIT[3] и Stanford[4] использовался аналогичный подход с трёхэтапной инкрементной разработкой, где каждая итерация завершалась презентацией результатов. Это позволило студентам:</w:t>
+        <w:t>Пример из практики</w:t>
+      </w:r>
+      <w:proofErr w:type="gramStart"/>
+      <w:r>
+        <w:rPr>
+          <w:rFonts w:ascii="Times New Roman" w:hAnsi="Times New Roman" w:cs="Times New Roman"/>
+          <w:sz w:val="28"/>
+          <w:szCs w:val="28"/>
+        </w:rPr>
+        <w:t>: При</w:t>
+      </w:r>
+      <w:proofErr w:type="gramEnd"/>
+      <w:r>
+        <w:rPr>
+          <w:rFonts w:ascii="Times New Roman" w:hAnsi="Times New Roman" w:cs="Times New Roman"/>
+          <w:sz w:val="28"/>
+          <w:szCs w:val="28"/>
+        </w:rPr>
+        <w:t xml:space="preserve"> разработке учебных проектов в MIT</w:t>
+      </w:r>
+      <w:r>
+        <w:rPr>
+          <w:rStyle w:val="af6"/>
+          <w:rFonts w:ascii="Times New Roman" w:hAnsi="Times New Roman" w:cs="Times New Roman"/>
+          <w:sz w:val="28"/>
+          <w:szCs w:val="28"/>
+        </w:rPr>
+        <w:footnoteReference w:id="3"/>
+      </w:r>
+      <w:r>
+        <w:rPr>
+          <w:rFonts w:ascii="Times New Roman" w:hAnsi="Times New Roman" w:cs="Times New Roman"/>
+          <w:sz w:val="28"/>
+          <w:szCs w:val="28"/>
+        </w:rPr>
+        <w:t xml:space="preserve"> и Stanford</w:t>
+      </w:r>
+      <w:r>
+        <w:rPr>
+          <w:rStyle w:val="af6"/>
+          <w:rFonts w:ascii="Times New Roman" w:hAnsi="Times New Roman" w:cs="Times New Roman"/>
+          <w:sz w:val="28"/>
+          <w:szCs w:val="28"/>
+        </w:rPr>
+        <w:footnoteReference w:id="4"/>
+      </w:r>
+      <w:r>
+        <w:rPr>
+          <w:rFonts w:ascii="Times New Roman" w:hAnsi="Times New Roman" w:cs="Times New Roman"/>
+          <w:sz w:val="28"/>
+          <w:szCs w:val="28"/>
+        </w:rPr>
+        <w:t xml:space="preserve"> использовался аналогичный подход с трёхэтапной инкрементной разработкой, где каждая итерация завершалась презентацией результатов. Это позволило студентам:</w:t>
       </w:r>
     </w:p>
     <w:p>
@@ -2894,6 +2933,7 @@
           <w:rFonts w:ascii="Times New Roman" w:hAnsi="Times New Roman" w:cs="Times New Roman"/>
           <w:sz w:val="28"/>
           <w:szCs w:val="28"/>
+          <w:lang w:val="en-US"/>
         </w:rPr>
       </w:pPr>
       <w:r>
@@ -2956,7 +2996,27 @@
           <w:szCs w:val="28"/>
           <w:lang w:val="en-US"/>
         </w:rPr>
-        <w:t>MIT OpenCourseWare. Software Construction. — 2020.</w:t>
+        <w:t xml:space="preserve">MIT </w:t>
+      </w:r>
+      <w:proofErr w:type="spellStart"/>
+      <w:r>
+        <w:rPr>
+          <w:rFonts w:ascii="Times New Roman" w:hAnsi="Times New Roman" w:cs="Times New Roman"/>
+          <w:sz w:val="28"/>
+          <w:szCs w:val="28"/>
+          <w:lang w:val="en-US"/>
+        </w:rPr>
+        <w:t>OpenCourseWare</w:t>
+      </w:r>
+      <w:proofErr w:type="spellEnd"/>
+      <w:r>
+        <w:rPr>
+          <w:rFonts w:ascii="Times New Roman" w:hAnsi="Times New Roman" w:cs="Times New Roman"/>
+          <w:sz w:val="28"/>
+          <w:szCs w:val="28"/>
+          <w:lang w:val="en-US"/>
+        </w:rPr>
+        <w:t>. Software Construction. — 2020.</w:t>
       </w:r>
     </w:p>
     <w:p>
@@ -2987,9 +3047,9 @@
       </w:r>
     </w:p>
     <w:sectPr>
-      <w:headerReference w:type="even" r:id="rId9"/>
-      <w:headerReference w:type="default" r:id="rId10"/>
-      <w:headerReference w:type="first" r:id="rId11"/>
+      <w:headerReference w:type="even" r:id="rId10"/>
+      <w:headerReference w:type="default" r:id="rId11"/>
+      <w:headerReference w:type="first" r:id="rId12"/>
       <w:pgSz w:w="11906" w:h="16838"/>
       <w:pgMar w:top="1134" w:right="567" w:bottom="1134" w:left="1701" w:header="709" w:footer="0" w:gutter="0"/>
       <w:pgNumType w:start="1"/>
@@ -3046,6 +3106,170 @@
       </w:pPr>
       <w:r>
         <w:continuationSeparator/>
+      </w:r>
+    </w:p>
+  </w:footnote>
+  <w:footnote w:id="1">
+    <w:p>
+      <w:pPr>
+        <w:pStyle w:val="af4"/>
+        <w:rPr>
+          <w:rFonts w:ascii="Times New Roman" w:hAnsi="Times New Roman" w:cs="Times New Roman"/>
+          <w:sz w:val="24"/>
+          <w:szCs w:val="24"/>
+          <w:lang w:val="en-US"/>
+        </w:rPr>
+      </w:pPr>
+      <w:r>
+        <w:rPr>
+          <w:rStyle w:val="af6"/>
+        </w:rPr>
+        <w:footnoteRef/>
+      </w:r>
+      <w:r>
+        <w:rPr>
+          <w:lang w:val="en-US"/>
+        </w:rPr>
+        <w:t xml:space="preserve"> </w:t>
+      </w:r>
+      <w:r>
+        <w:rPr>
+          <w:rFonts w:ascii="Times New Roman" w:hAnsi="Times New Roman" w:cs="Times New Roman"/>
+          <w:sz w:val="24"/>
+          <w:szCs w:val="24"/>
+          <w:lang w:val="en-US"/>
+        </w:rPr>
+        <w:t>Boehm B. W. Software Engineering Economics. — Prentice Hall, 1981</w:t>
+      </w:r>
+    </w:p>
+  </w:footnote>
+  <w:footnote w:id="2">
+    <w:p>
+      <w:pPr>
+        <w:pStyle w:val="af4"/>
+        <w:rPr>
+          <w:lang w:val="en-US"/>
+        </w:rPr>
+      </w:pPr>
+      <w:r>
+        <w:rPr>
+          <w:rStyle w:val="af6"/>
+          <w:rFonts w:ascii="Times New Roman" w:hAnsi="Times New Roman" w:cs="Times New Roman"/>
+          <w:sz w:val="24"/>
+          <w:szCs w:val="24"/>
+        </w:rPr>
+        <w:footnoteRef/>
+      </w:r>
+      <w:r>
+        <w:rPr>
+          <w:rFonts w:ascii="Times New Roman" w:hAnsi="Times New Roman" w:cs="Times New Roman"/>
+          <w:sz w:val="24"/>
+          <w:szCs w:val="24"/>
+          <w:lang w:val="en-US"/>
+        </w:rPr>
+        <w:t xml:space="preserve"> </w:t>
+      </w:r>
+      <w:r>
+        <w:rPr>
+          <w:rFonts w:ascii="Times New Roman" w:hAnsi="Times New Roman" w:cs="Times New Roman"/>
+          <w:sz w:val="24"/>
+          <w:szCs w:val="24"/>
+          <w:lang w:val="en-US"/>
+        </w:rPr>
+        <w:t>Larman C., Basili V. R. Iterative and Incremental Development: A Brief History // IEEE Computer. — 2003</w:t>
+      </w:r>
+    </w:p>
+  </w:footnote>
+  <w:footnote w:id="3">
+    <w:p>
+      <w:pPr>
+        <w:pStyle w:val="af4"/>
+        <w:rPr>
+          <w:rFonts w:ascii="Times New Roman" w:hAnsi="Times New Roman" w:cs="Times New Roman"/>
+          <w:sz w:val="24"/>
+          <w:szCs w:val="24"/>
+          <w:lang w:val="en-US"/>
+        </w:rPr>
+      </w:pPr>
+      <w:r>
+        <w:rPr>
+          <w:rStyle w:val="af6"/>
+        </w:rPr>
+        <w:footnoteRef/>
+      </w:r>
+      <w:r>
+        <w:rPr>
+          <w:lang w:val="en-US"/>
+        </w:rPr>
+        <w:t xml:space="preserve"> </w:t>
+      </w:r>
+      <w:r>
+        <w:rPr>
+          <w:rFonts w:ascii="Times New Roman" w:hAnsi="Times New Roman" w:cs="Times New Roman"/>
+          <w:sz w:val="24"/>
+          <w:szCs w:val="24"/>
+          <w:lang w:val="en-US"/>
+        </w:rPr>
+        <w:t xml:space="preserve">MIT </w:t>
+      </w:r>
+      <w:proofErr w:type="spellStart"/>
+      <w:r>
+        <w:rPr>
+          <w:rFonts w:ascii="Times New Roman" w:hAnsi="Times New Roman" w:cs="Times New Roman"/>
+          <w:sz w:val="24"/>
+          <w:szCs w:val="24"/>
+          <w:lang w:val="en-US"/>
+        </w:rPr>
+        <w:t>OpenCourseWare</w:t>
+      </w:r>
+      <w:proofErr w:type="spellEnd"/>
+      <w:r>
+        <w:rPr>
+          <w:rFonts w:ascii="Times New Roman" w:hAnsi="Times New Roman" w:cs="Times New Roman"/>
+          <w:sz w:val="24"/>
+          <w:szCs w:val="24"/>
+          <w:lang w:val="en-US"/>
+        </w:rPr>
+        <w:t>. Software Construction. — 2020</w:t>
+      </w:r>
+    </w:p>
+  </w:footnote>
+  <w:footnote w:id="4">
+    <w:p>
+      <w:pPr>
+        <w:pStyle w:val="af4"/>
+        <w:rPr>
+          <w:rFonts w:ascii="Times New Roman" w:hAnsi="Times New Roman" w:cs="Times New Roman"/>
+          <w:sz w:val="24"/>
+          <w:szCs w:val="24"/>
+        </w:rPr>
+      </w:pPr>
+      <w:r>
+        <w:rPr>
+          <w:rStyle w:val="af6"/>
+          <w:rFonts w:ascii="Times New Roman" w:hAnsi="Times New Roman" w:cs="Times New Roman"/>
+          <w:sz w:val="24"/>
+          <w:szCs w:val="24"/>
+        </w:rPr>
+        <w:footnoteRef/>
+      </w:r>
+      <w:r>
+        <w:rPr>
+          <w:rFonts w:ascii="Times New Roman" w:hAnsi="Times New Roman" w:cs="Times New Roman"/>
+          <w:sz w:val="24"/>
+          <w:szCs w:val="24"/>
+          <w:lang w:val="en-US"/>
+        </w:rPr>
+        <w:t xml:space="preserve"> </w:t>
+      </w:r>
+      <w:r>
+        <w:rPr>
+          <w:rFonts w:ascii="Times New Roman" w:hAnsi="Times New Roman" w:cs="Times New Roman"/>
+          <w:sz w:val="24"/>
+          <w:szCs w:val="24"/>
+          <w:lang w:val="en-US"/>
+        </w:rPr>
+        <w:t>Stanford CS Education Library. Software Development Models. — 2021</w:t>
       </w:r>
     </w:p>
   </w:footnote>
@@ -6314,6 +6538,7 @@
   <w:style w:type="character" w:default="1" w:styleId="a0">
     <w:name w:val="Default Paragraph Font"/>
     <w:uiPriority w:val="1"/>
+    <w:semiHidden/>
     <w:unhideWhenUsed/>
   </w:style>
   <w:style w:type="table" w:default="1" w:styleId="a1">
@@ -6800,6 +7025,10 @@
 </go:gDocsCustomXmlDataStorage>
 </file>
 
+<file path=customXml/item2.xml><?xml version="1.0" encoding="utf-8"?>
+<b:Sources xmlns:b="http://schemas.openxmlformats.org/officeDocument/2006/bibliography" xmlns="http://schemas.openxmlformats.org/officeDocument/2006/bibliography" SelectedStyle="\APASixthEditionOfficeOnline.xsl" StyleName="APA" Version="6"/>
+</file>
+
 <file path=customXml/itemProps1.xml><?xml version="1.0" encoding="utf-8"?>
 <ds:datastoreItem xmlns:ds="http://schemas.openxmlformats.org/officeDocument/2006/customXml" ds:itemID="{11111111-1234-1234-1234-123412341234}">
   <ds:schemaRefs>
@@ -6807,4 +7036,12 @@
     <ds:schemaRef ds:uri="http://schemas.openxmlformats.org/officeDocument/2006/relationships"/>
   </ds:schemaRefs>
 </ds:datastoreItem>
+</file>
+
+<file path=customXml/itemProps2.xml><?xml version="1.0" encoding="utf-8"?>
+<ds:datastoreItem xmlns:ds="http://schemas.openxmlformats.org/officeDocument/2006/customXml" ds:itemID="{B6E24457-4693-4272-A975-10B1579BA48C}">
+  <ds:schemaRefs>
+    <ds:schemaRef ds:uri="http://schemas.openxmlformats.org/officeDocument/2006/bibliography"/>
+  </ds:schemaRefs>
+</ds:datastoreItem>
 </file>